--- a/docs/软著/GraphMInd图数据库管理平台用户操作手册.docx
+++ b/docs/软著/GraphMInd图数据库管理平台用户操作手册.docx
@@ -80,7 +80,66 @@
           <w:sz w:val="24"/>
           <w:szCs w:val="24"/>
         </w:rPr>
-        <w:t>本操作手册面向图数据库管理员、数据工程师和数据分析师，系统介绍 GraphMind 图数据库管理平台的各项功能和操作方法。通过阅读本手册，用户可以了解软件的完整操作流程，掌握图数据库连接配置、图数据建模、数据管理、图查询与分析等核心功能的使用方式。</w:t>
+        <w:t>本操作手册面向图数据库管理员、</w:t>
+      </w:r>
+      <w:r>
+        <w:rPr>
+          <w:rFonts w:hint="eastAsia" w:eastAsia="宋体" w:cs="Arial"/>
+          <w:sz w:val="24"/>
+          <w:szCs w:val="24"/>
+          <w:lang w:val="en-US" w:eastAsia="zh-CN"/>
+        </w:rPr>
+        <w:t>图</w:t>
+      </w:r>
+      <w:r>
+        <w:rPr>
+          <w:rFonts w:ascii="Arial" w:hAnsi="Arial" w:eastAsia="Arial" w:cs="Arial"/>
+          <w:sz w:val="24"/>
+          <w:szCs w:val="24"/>
+        </w:rPr>
+        <w:t>数据工程师和</w:t>
+      </w:r>
+      <w:r>
+        <w:rPr>
+          <w:rFonts w:hint="eastAsia" w:eastAsia="宋体" w:cs="Arial"/>
+          <w:sz w:val="24"/>
+          <w:szCs w:val="24"/>
+          <w:lang w:val="en-US" w:eastAsia="zh-CN"/>
+        </w:rPr>
+        <w:t>图</w:t>
+      </w:r>
+      <w:r>
+        <w:rPr>
+          <w:rFonts w:ascii="Arial" w:hAnsi="Arial" w:eastAsia="Arial" w:cs="Arial"/>
+          <w:sz w:val="24"/>
+          <w:szCs w:val="24"/>
+        </w:rPr>
+        <w:t>数据分析师，系统介绍 GraphMind 图数据库管理平台的各项功能和操作方法。通过阅读本手册，用户可以了解软件的完整操作流程，掌握图数据库连接配置、图数据建模、数据管理、图查询与分析等核心功能的使用方式。手册按照软件的实际操作路径组织章节，依次覆盖连接管理、图管理、图建模、图数据管理、图查询、图分析和图统计等模块。每个模块均说明其业务用途、操作步骤以及操作后的结果反馈。</w:t>
+      </w:r>
+    </w:p>
+    <w:p>
+      <w:pPr>
+        <w:pStyle w:val="2"/>
+      </w:pPr>
+      <w:r>
+        <w:rPr>
+          <w:rFonts w:ascii="Arial" w:hAnsi="Arial" w:eastAsia="Arial" w:cs="Arial"/>
+        </w:rPr>
+        <w:t>二、软件概述</w:t>
+      </w:r>
+    </w:p>
+    <w:p>
+      <w:pPr>
+        <w:spacing w:after="200" w:line="360" w:lineRule="auto"/>
+        <w:ind w:firstLine="500" w:firstLineChars="0"/>
+      </w:pPr>
+      <w:r>
+        <w:rPr>
+          <w:rFonts w:ascii="Arial" w:hAnsi="Arial" w:eastAsia="Arial" w:cs="Arial"/>
+          <w:sz w:val="24"/>
+          <w:szCs w:val="24"/>
+        </w:rPr>
+        <w:t>GraphMind是一款面向企业用户的多图数据库可视化管理平台。软件通过统一的 Web 界面管理 Neo4j、Nebula Graph、JanusGraph 等多种图数据库，覆盖从连接配置、Schema 定义、数据导入编辑到图查询可视化分析的全流程管理。与传统方式需要为每种图数据库学习各自的命令行工具或管理界面不同，GraphMind在统一的浏览器界面中完成所有操作。用户只需配置一次连接信息，即可通过可视化页</w:t>
       </w:r>
       <w:bookmarkStart w:id="0" w:name="_GoBack"/>
       <w:bookmarkEnd w:id="0"/>
@@ -90,44 +149,7 @@
           <w:sz w:val="24"/>
           <w:szCs w:val="24"/>
         </w:rPr>
-        <w:t>手册按照软件的实际操作路径组织章节，从登录系统开始，依次覆盖连接管理、图管理、图建模、图数据管理、图查询、图分析和图统计等模块。每个模块均说明其业务用途、操作步骤以及操作后的结果反馈。</w:t>
-      </w:r>
-    </w:p>
-    <w:p>
-      <w:pPr>
-        <w:pStyle w:val="2"/>
-      </w:pPr>
-      <w:r>
-        <w:rPr>
-          <w:rFonts w:ascii="Arial" w:hAnsi="Arial" w:eastAsia="Arial" w:cs="Arial"/>
-        </w:rPr>
-        <w:t>二、软件概述</w:t>
-      </w:r>
-    </w:p>
-    <w:p>
-      <w:pPr>
-        <w:spacing w:after="200" w:line="360" w:lineRule="auto"/>
-      </w:pPr>
-      <w:r>
-        <w:rPr>
-          <w:rFonts w:ascii="Arial" w:hAnsi="Arial" w:eastAsia="Arial" w:cs="Arial"/>
-          <w:sz w:val="24"/>
-          <w:szCs w:val="24"/>
-        </w:rPr>
-        <w:t>Graph Mind Platform 是一款面向企业用户的多图数据库可视化管理平台。软件通过统一的 Web 界面管理 Neo4j、Nebula Graph、JanusGraph 等多种图数据库，覆盖从连接配置、Schema 定义、数据导入编辑到图查询可视化分析的全流程管理。</w:t>
-      </w:r>
-    </w:p>
-    <w:p>
-      <w:pPr>
-        <w:spacing w:after="200" w:line="360" w:lineRule="auto"/>
-      </w:pPr>
-      <w:r>
-        <w:rPr>
-          <w:rFonts w:ascii="Arial" w:hAnsi="Arial" w:eastAsia="Arial" w:cs="Arial"/>
-          <w:sz w:val="24"/>
-          <w:szCs w:val="24"/>
-        </w:rPr>
-        <w:t>与传统方式需要为每种图数据库学习各自的命令行工具或管理界面不同，Graph Mind Platform 在统一的浏览器界面中完成所有操作。用户只需配置一次连接信息，即可通过可视化页面完成图建模、数据管理和图分析等日常工作。</w:t>
+        <w:t>面完成图建模、数据管理和图分析等日常工作。</w:t>
       </w:r>
     </w:p>
     <w:p>
